--- a/backend-exhibits/Google MyDrive to Google(MyDrive & Shared Drive) Standard Plan - Standard Not Include.docx
+++ b/backend-exhibits/Google MyDrive to Google(MyDrive & Shared Drive) Standard Plan - Standard Not Include.docx
@@ -51,7 +51,7 @@
                 <w:b/>
                 <w:sz w:val="21"/>
               </w:rPr>
-              <w:t>Out of scope Features for Standard Plan (</w:t>
+              <w:t>Out of scope Features for Basic Plan (</w:t>
             </w:r>
             <w:proofErr w:type="spellStart"/>
             <w:r>
@@ -405,7 +405,7 @@
                 <w:b/>
                 <w:sz w:val="21"/>
               </w:rPr>
-              <w:t xml:space="preserve">Out of scope Features for Standard Plan (Google </w:t>
+              <w:t xml:space="preserve">Out of scope Features for Basic Plan (Google </w:t>
             </w:r>
             <w:proofErr w:type="spellStart"/>
             <w:r>
